--- a/lib_files/智能机器人系统  课程报告2.docx
+++ b/lib_files/智能机器人系统  课程报告2.docx
@@ -375,6 +375,8 @@
         </w:rPr>
         <w:t xml:space="preserve">               </w:t>
       </w:r>
+      <w:bookmarkStart w:id="5" w:name="_GoBack"/>
+      <w:bookmarkEnd w:id="5"/>
     </w:p>
     <w:p>
       <w:pPr>
@@ -412,12 +414,69 @@
     </w:p>
     <w:p>
       <w:pPr>
+        <w:jc w:val="center"/>
+        <w:rPr>
+          <w:rFonts w:hint="default" w:eastAsia="宋体"/>
+          <w:sz w:val="36"/>
+          <w:szCs w:val="36"/>
+          <w:lang w:val="en-US" w:eastAsia="zh-CN"/>
+        </w:rPr>
+      </w:pPr>
+      <w:r>
         <w:rPr>
           <w:rFonts w:hint="eastAsia"/>
           <w:sz w:val="36"/>
           <w:szCs w:val="36"/>
-        </w:rPr>
-      </w:pPr>
+          <w:lang w:val="en-US" w:eastAsia="zh-CN"/>
+        </w:rPr>
+        <w:t xml:space="preserve">项目仓库 </w:t>
+      </w:r>
+      <w:r>
+        <w:rPr>
+          <w:rFonts w:hint="eastAsia"/>
+          <w:sz w:val="20"/>
+          <w:szCs w:val="20"/>
+          <w:lang w:val="en-US" w:eastAsia="zh-CN"/>
+        </w:rPr>
+        <w:fldChar w:fldCharType="begin"/>
+      </w:r>
+      <w:r>
+        <w:rPr>
+          <w:rFonts w:hint="eastAsia"/>
+          <w:sz w:val="20"/>
+          <w:szCs w:val="20"/>
+          <w:lang w:val="en-US" w:eastAsia="zh-CN"/>
+        </w:rPr>
+        <w:instrText xml:space="preserve"> HYPERLINK "https://github.com/yyjgg/RobotPracticalTrainingAhu.git" </w:instrText>
+      </w:r>
+      <w:r>
+        <w:rPr>
+          <w:rFonts w:hint="eastAsia"/>
+          <w:sz w:val="20"/>
+          <w:szCs w:val="20"/>
+          <w:lang w:val="en-US" w:eastAsia="zh-CN"/>
+        </w:rPr>
+        <w:fldChar w:fldCharType="separate"/>
+      </w:r>
+      <w:r>
+        <w:rPr>
+          <w:rStyle w:val="8"/>
+          <w:rFonts w:hint="eastAsia"/>
+          <w:sz w:val="20"/>
+          <w:szCs w:val="20"/>
+          <w:lang w:val="en-US" w:eastAsia="zh-CN"/>
+        </w:rPr>
+        <w:t>https://github.com/yyjgg/RobotPracticalTrainingAhu.git</w:t>
+      </w:r>
+      <w:r>
+        <w:rPr>
+          <w:rFonts w:hint="eastAsia"/>
+          <w:sz w:val="20"/>
+          <w:szCs w:val="20"/>
+          <w:lang w:val="en-US" w:eastAsia="zh-CN"/>
+        </w:rPr>
+        <w:fldChar w:fldCharType="end"/>
+      </w:r>
     </w:p>
     <w:p>
       <w:pPr>
@@ -444,8 +503,6 @@
           <w:szCs w:val="36"/>
         </w:rPr>
       </w:pPr>
-      <w:bookmarkStart w:id="5" w:name="_GoBack"/>
-      <w:bookmarkEnd w:id="5"/>
     </w:p>
     <w:p>
       <w:pPr>
@@ -912,7 +969,7 @@
     </w:p>
     <w:p>
       <w:pPr>
-        <w:pStyle w:val="8"/>
+        <w:pStyle w:val="10"/>
         <w:keepNext w:val="0"/>
         <w:keepLines w:val="0"/>
         <w:pageBreakBefore w:val="0"/>
@@ -952,7 +1009,7 @@
     </w:p>
     <w:p>
       <w:pPr>
-        <w:pStyle w:val="8"/>
+        <w:pStyle w:val="10"/>
         <w:keepNext w:val="0"/>
         <w:keepLines w:val="0"/>
         <w:pageBreakBefore w:val="0"/>
@@ -993,7 +1050,7 @@
     </w:p>
     <w:p>
       <w:pPr>
-        <w:pStyle w:val="8"/>
+        <w:pStyle w:val="10"/>
         <w:keepNext w:val="0"/>
         <w:keepLines w:val="0"/>
         <w:pageBreakBefore w:val="0"/>
@@ -1027,7 +1084,7 @@
     </w:p>
     <w:p>
       <w:pPr>
-        <w:pStyle w:val="8"/>
+        <w:pStyle w:val="10"/>
         <w:keepNext w:val="0"/>
         <w:keepLines w:val="0"/>
         <w:pageBreakBefore w:val="0"/>
@@ -1068,7 +1125,7 @@
     </w:p>
     <w:p>
       <w:pPr>
-        <w:pStyle w:val="8"/>
+        <w:pStyle w:val="10"/>
         <w:keepNext w:val="0"/>
         <w:keepLines w:val="0"/>
         <w:pageBreakBefore w:val="0"/>
@@ -1104,7 +1161,7 @@
     </w:p>
     <w:p>
       <w:pPr>
-        <w:pStyle w:val="8"/>
+        <w:pStyle w:val="10"/>
         <w:keepNext w:val="0"/>
         <w:keepLines w:val="0"/>
         <w:pageBreakBefore w:val="0"/>
@@ -1148,7 +1205,7 @@
     </w:p>
     <w:p>
       <w:pPr>
-        <w:pStyle w:val="8"/>
+        <w:pStyle w:val="10"/>
         <w:keepNext w:val="0"/>
         <w:keepLines w:val="0"/>
         <w:pageBreakBefore w:val="0"/>
@@ -1191,7 +1248,7 @@
     </w:p>
     <w:p>
       <w:pPr>
-        <w:pStyle w:val="8"/>
+        <w:pStyle w:val="10"/>
         <w:keepNext w:val="0"/>
         <w:keepLines w:val="0"/>
         <w:pageBreakBefore w:val="0"/>
@@ -1233,7 +1290,7 @@
     </w:p>
     <w:p>
       <w:pPr>
-        <w:pStyle w:val="8"/>
+        <w:pStyle w:val="10"/>
         <w:keepNext w:val="0"/>
         <w:keepLines w:val="0"/>
         <w:pageBreakBefore w:val="0"/>
@@ -1269,7 +1326,7 @@
     </w:p>
     <w:p>
       <w:pPr>
-        <w:pStyle w:val="8"/>
+        <w:pStyle w:val="10"/>
         <w:keepNext w:val="0"/>
         <w:keepLines w:val="0"/>
         <w:pageBreakBefore w:val="0"/>
@@ -1356,7 +1413,7 @@
     </w:p>
     <w:p>
       <w:pPr>
-        <w:pStyle w:val="8"/>
+        <w:pStyle w:val="10"/>
         <w:keepNext w:val="0"/>
         <w:keepLines w:val="0"/>
         <w:pageBreakBefore w:val="0"/>
@@ -1440,7 +1497,7 @@
     </w:p>
     <w:p>
       <w:pPr>
-        <w:pStyle w:val="8"/>
+        <w:pStyle w:val="10"/>
         <w:keepNext w:val="0"/>
         <w:keepLines w:val="0"/>
         <w:pageBreakBefore w:val="0"/>
@@ -1594,7 +1651,7 @@
     </w:p>
     <w:p>
       <w:pPr>
-        <w:pStyle w:val="8"/>
+        <w:pStyle w:val="10"/>
         <w:keepNext w:val="0"/>
         <w:keepLines w:val="0"/>
         <w:pageBreakBefore w:val="0"/>
@@ -1954,7 +2011,7 @@
     </w:p>
     <w:p>
       <w:pPr>
-        <w:pStyle w:val="8"/>
+        <w:pStyle w:val="10"/>
         <w:keepNext w:val="0"/>
         <w:keepLines w:val="0"/>
         <w:pageBreakBefore w:val="0"/>
@@ -2247,7 +2304,7 @@
     </w:p>
     <w:p>
       <w:pPr>
-        <w:pStyle w:val="8"/>
+        <w:pStyle w:val="10"/>
         <w:keepNext w:val="0"/>
         <w:keepLines w:val="0"/>
         <w:pageBreakBefore w:val="0"/>
@@ -2287,7 +2344,7 @@
     </w:p>
     <w:p>
       <w:pPr>
-        <w:pStyle w:val="8"/>
+        <w:pStyle w:val="10"/>
         <w:keepNext w:val="0"/>
         <w:keepLines w:val="0"/>
         <w:pageBreakBefore w:val="0"/>
@@ -2347,7 +2404,7 @@
     </w:p>
     <w:p>
       <w:pPr>
-        <w:pStyle w:val="8"/>
+        <w:pStyle w:val="10"/>
         <w:keepNext w:val="0"/>
         <w:keepLines w:val="0"/>
         <w:pageBreakBefore w:val="0"/>
@@ -2409,7 +2466,7 @@
     </w:p>
     <w:p>
       <w:pPr>
-        <w:pStyle w:val="8"/>
+        <w:pStyle w:val="10"/>
         <w:keepNext w:val="0"/>
         <w:keepLines w:val="0"/>
         <w:pageBreakBefore w:val="0"/>
@@ -2462,7 +2519,7 @@
     </w:p>
     <w:p>
       <w:pPr>
-        <w:pStyle w:val="8"/>
+        <w:pStyle w:val="10"/>
         <w:keepNext w:val="0"/>
         <w:keepLines w:val="0"/>
         <w:pageBreakBefore w:val="0"/>
@@ -2527,7 +2584,7 @@
     </w:p>
     <w:p>
       <w:pPr>
-        <w:pStyle w:val="8"/>
+        <w:pStyle w:val="10"/>
         <w:keepNext w:val="0"/>
         <w:keepLines w:val="0"/>
         <w:pageBreakBefore w:val="0"/>
@@ -2571,7 +2628,7 @@
     </w:p>
     <w:p>
       <w:pPr>
-        <w:pStyle w:val="8"/>
+        <w:pStyle w:val="10"/>
         <w:keepNext w:val="0"/>
         <w:keepLines w:val="0"/>
         <w:pageBreakBefore w:val="0"/>
@@ -2615,7 +2672,7 @@
     </w:p>
     <w:p>
       <w:pPr>
-        <w:pStyle w:val="8"/>
+        <w:pStyle w:val="10"/>
         <w:keepNext w:val="0"/>
         <w:keepLines w:val="0"/>
         <w:pageBreakBefore w:val="0"/>
@@ -2701,7 +2758,7 @@
     </w:p>
     <w:p>
       <w:pPr>
-        <w:pStyle w:val="8"/>
+        <w:pStyle w:val="10"/>
         <w:keepNext w:val="0"/>
         <w:keepLines w:val="0"/>
         <w:pageBreakBefore w:val="0"/>
@@ -2745,7 +2802,7 @@
     </w:p>
     <w:p>
       <w:pPr>
-        <w:pStyle w:val="8"/>
+        <w:pStyle w:val="10"/>
         <w:keepNext w:val="0"/>
         <w:keepLines w:val="0"/>
         <w:pageBreakBefore w:val="0"/>
@@ -2805,7 +2862,7 @@
     </w:p>
     <w:p>
       <w:pPr>
-        <w:pStyle w:val="8"/>
+        <w:pStyle w:val="10"/>
         <w:keepNext w:val="0"/>
         <w:keepLines w:val="0"/>
         <w:pageBreakBefore w:val="0"/>
@@ -2881,7 +2938,7 @@
     </w:p>
     <w:p>
       <w:pPr>
-        <w:pStyle w:val="8"/>
+        <w:pStyle w:val="10"/>
         <w:keepNext w:val="0"/>
         <w:keepLines w:val="0"/>
         <w:pageBreakBefore w:val="0"/>
@@ -2921,7 +2978,7 @@
     </w:p>
     <w:p>
       <w:pPr>
-        <w:pStyle w:val="8"/>
+        <w:pStyle w:val="10"/>
         <w:keepNext w:val="0"/>
         <w:keepLines w:val="0"/>
         <w:pageBreakBefore w:val="0"/>
@@ -2965,7 +3022,7 @@
     </w:p>
     <w:p>
       <w:pPr>
-        <w:pStyle w:val="8"/>
+        <w:pStyle w:val="10"/>
         <w:keepNext w:val="0"/>
         <w:keepLines w:val="0"/>
         <w:pageBreakBefore w:val="0"/>
@@ -3009,7 +3066,7 @@
     </w:p>
     <w:p>
       <w:pPr>
-        <w:pStyle w:val="8"/>
+        <w:pStyle w:val="10"/>
         <w:keepNext w:val="0"/>
         <w:keepLines w:val="0"/>
         <w:pageBreakBefore w:val="0"/>
@@ -3081,7 +3138,7 @@
     </w:p>
     <w:p>
       <w:pPr>
-        <w:pStyle w:val="8"/>
+        <w:pStyle w:val="10"/>
         <w:keepNext w:val="0"/>
         <w:keepLines w:val="0"/>
         <w:pageBreakBefore w:val="0"/>
@@ -3117,7 +3174,7 @@
     </w:p>
     <w:p>
       <w:pPr>
-        <w:pStyle w:val="8"/>
+        <w:pStyle w:val="10"/>
         <w:keepNext w:val="0"/>
         <w:keepLines w:val="0"/>
         <w:pageBreakBefore w:val="0"/>
@@ -3384,7 +3441,7 @@
     </w:p>
     <w:p>
       <w:pPr>
-        <w:pStyle w:val="8"/>
+        <w:pStyle w:val="10"/>
         <w:keepNext w:val="0"/>
         <w:keepLines w:val="0"/>
         <w:pageBreakBefore w:val="0"/>
@@ -3643,7 +3700,7 @@
     </w:p>
     <w:p>
       <w:pPr>
-        <w:pStyle w:val="8"/>
+        <w:pStyle w:val="10"/>
         <w:keepNext w:val="0"/>
         <w:keepLines w:val="0"/>
         <w:pageBreakBefore w:val="0"/>
@@ -3987,7 +4044,7 @@
     </w:p>
     <w:p>
       <w:pPr>
-        <w:pStyle w:val="8"/>
+        <w:pStyle w:val="10"/>
         <w:keepNext w:val="0"/>
         <w:keepLines w:val="0"/>
         <w:pageBreakBefore w:val="0"/>
@@ -4601,7 +4658,7 @@
     </w:p>
     <w:p>
       <w:pPr>
-        <w:pStyle w:val="8"/>
+        <w:pStyle w:val="10"/>
         <w:keepNext w:val="0"/>
         <w:keepLines w:val="0"/>
         <w:pageBreakBefore w:val="0"/>
@@ -4860,7 +4917,7 @@
     </w:p>
     <w:p>
       <w:pPr>
-        <w:pStyle w:val="8"/>
+        <w:pStyle w:val="10"/>
         <w:keepNext w:val="0"/>
         <w:keepLines w:val="0"/>
         <w:pageBreakBefore w:val="0"/>
@@ -4896,7 +4953,7 @@
     </w:p>
     <w:p>
       <w:pPr>
-        <w:pStyle w:val="8"/>
+        <w:pStyle w:val="10"/>
         <w:keepNext w:val="0"/>
         <w:keepLines w:val="0"/>
         <w:pageBreakBefore w:val="0"/>
@@ -5557,7 +5614,7 @@
     </w:p>
     <w:p>
       <w:pPr>
-        <w:pStyle w:val="8"/>
+        <w:pStyle w:val="10"/>
         <w:keepNext w:val="0"/>
         <w:keepLines w:val="0"/>
         <w:pageBreakBefore w:val="0"/>
@@ -5834,7 +5891,7 @@
     </w:p>
     <w:p>
       <w:pPr>
-        <w:pStyle w:val="8"/>
+        <w:pStyle w:val="10"/>
         <w:keepNext w:val="0"/>
         <w:keepLines w:val="0"/>
         <w:pageBreakBefore w:val="0"/>
@@ -5876,7 +5933,7 @@
     </w:p>
     <w:p>
       <w:pPr>
-        <w:pStyle w:val="8"/>
+        <w:pStyle w:val="10"/>
         <w:keepNext w:val="0"/>
         <w:keepLines w:val="0"/>
         <w:pageBreakBefore w:val="0"/>
@@ -6261,7 +6318,7 @@
     </w:p>
     <w:p>
       <w:pPr>
-        <w:pStyle w:val="8"/>
+        <w:pStyle w:val="10"/>
         <w:keepNext w:val="0"/>
         <w:keepLines w:val="0"/>
         <w:pageBreakBefore w:val="0"/>
@@ -6305,7 +6362,7 @@
     </w:p>
     <w:p>
       <w:pPr>
-        <w:pStyle w:val="8"/>
+        <w:pStyle w:val="10"/>
         <w:keepNext w:val="0"/>
         <w:keepLines w:val="0"/>
         <w:pageBreakBefore w:val="0"/>
@@ -6360,7 +6417,7 @@
     </w:p>
     <w:p>
       <w:pPr>
-        <w:pStyle w:val="8"/>
+        <w:pStyle w:val="10"/>
         <w:keepNext w:val="0"/>
         <w:keepLines w:val="0"/>
         <w:pageBreakBefore w:val="0"/>
@@ -6470,7 +6527,7 @@
     </w:p>
     <w:p>
       <w:pPr>
-        <w:pStyle w:val="8"/>
+        <w:pStyle w:val="10"/>
         <w:keepNext w:val="0"/>
         <w:keepLines w:val="0"/>
         <w:pageBreakBefore w:val="0"/>
@@ -6701,7 +6758,7 @@
     </w:p>
     <w:p>
       <w:pPr>
-        <w:pStyle w:val="8"/>
+        <w:pStyle w:val="10"/>
         <w:keepNext w:val="0"/>
         <w:keepLines w:val="0"/>
         <w:pageBreakBefore w:val="0"/>
@@ -6877,7 +6934,7 @@
     </w:p>
     <w:p>
       <w:pPr>
-        <w:pStyle w:val="8"/>
+        <w:pStyle w:val="10"/>
         <w:keepNext w:val="0"/>
         <w:keepLines w:val="0"/>
         <w:pageBreakBefore w:val="0"/>
@@ -7053,7 +7110,7 @@
     </w:p>
     <w:p>
       <w:pPr>
-        <w:pStyle w:val="8"/>
+        <w:pStyle w:val="10"/>
         <w:keepNext w:val="0"/>
         <w:keepLines w:val="0"/>
         <w:pageBreakBefore w:val="0"/>
@@ -7108,7 +7165,7 @@
     </w:p>
     <w:p>
       <w:pPr>
-        <w:pStyle w:val="8"/>
+        <w:pStyle w:val="10"/>
         <w:keepNext w:val="0"/>
         <w:keepLines w:val="0"/>
         <w:pageBreakBefore w:val="0"/>
@@ -7163,7 +7220,7 @@
     </w:p>
     <w:p>
       <w:pPr>
-        <w:pStyle w:val="8"/>
+        <w:pStyle w:val="10"/>
         <w:keepNext w:val="0"/>
         <w:keepLines w:val="0"/>
         <w:pageBreakBefore w:val="0"/>
@@ -7243,7 +7300,7 @@
     </w:p>
     <w:p>
       <w:pPr>
-        <w:pStyle w:val="8"/>
+        <w:pStyle w:val="10"/>
         <w:keepNext w:val="0"/>
         <w:keepLines w:val="0"/>
         <w:pageBreakBefore w:val="0"/>
@@ -7288,7 +7345,7 @@
     </w:p>
     <w:p>
       <w:pPr>
-        <w:pStyle w:val="8"/>
+        <w:pStyle w:val="10"/>
         <w:keepNext w:val="0"/>
         <w:keepLines w:val="0"/>
         <w:pageBreakBefore w:val="0"/>
@@ -7332,7 +7389,7 @@
     </w:p>
     <w:p>
       <w:pPr>
-        <w:pStyle w:val="8"/>
+        <w:pStyle w:val="10"/>
         <w:keepNext w:val="0"/>
         <w:keepLines w:val="0"/>
         <w:pageBreakBefore w:val="0"/>
@@ -7375,7 +7432,7 @@
     </w:p>
     <w:p>
       <w:pPr>
-        <w:pStyle w:val="8"/>
+        <w:pStyle w:val="10"/>
         <w:keepNext w:val="0"/>
         <w:keepLines w:val="0"/>
         <w:pageBreakBefore w:val="0"/>
@@ -7419,7 +7476,7 @@
     </w:p>
     <w:p>
       <w:pPr>
-        <w:pStyle w:val="8"/>
+        <w:pStyle w:val="10"/>
         <w:numPr>
           <w:ilvl w:val="0"/>
           <w:numId w:val="0"/>
@@ -19073,7 +19130,7 @@
     </w:p>
     <w:p>
       <w:pPr>
-        <w:pStyle w:val="8"/>
+        <w:pStyle w:val="10"/>
         <w:keepNext w:val="0"/>
         <w:keepLines w:val="0"/>
         <w:pageBreakBefore w:val="0"/>
@@ -19117,7 +19174,7 @@
     </w:p>
     <w:p>
       <w:pPr>
-        <w:pStyle w:val="8"/>
+        <w:pStyle w:val="10"/>
         <w:keepNext w:val="0"/>
         <w:keepLines w:val="0"/>
         <w:pageBreakBefore w:val="0"/>
@@ -19183,7 +19240,7 @@
     </w:p>
     <w:p>
       <w:pPr>
-        <w:pStyle w:val="8"/>
+        <w:pStyle w:val="10"/>
         <w:numPr>
           <w:ilvl w:val="0"/>
           <w:numId w:val="0"/>
@@ -19248,7 +19305,7 @@
     </w:p>
     <w:p>
       <w:pPr>
-        <w:pStyle w:val="8"/>
+        <w:pStyle w:val="10"/>
         <w:numPr>
           <w:ilvl w:val="0"/>
           <w:numId w:val="0"/>
@@ -19278,7 +19335,7 @@
     </w:p>
     <w:p>
       <w:pPr>
-        <w:pStyle w:val="8"/>
+        <w:pStyle w:val="10"/>
         <w:numPr>
           <w:ilvl w:val="0"/>
           <w:numId w:val="0"/>
@@ -19344,7 +19401,7 @@
     </w:p>
     <w:p>
       <w:pPr>
-        <w:pStyle w:val="8"/>
+        <w:pStyle w:val="10"/>
         <w:numPr>
           <w:ilvl w:val="0"/>
           <w:numId w:val="0"/>
@@ -19374,7 +19431,7 @@
     </w:p>
     <w:p>
       <w:pPr>
-        <w:pStyle w:val="8"/>
+        <w:pStyle w:val="10"/>
         <w:numPr>
           <w:ilvl w:val="0"/>
           <w:numId w:val="0"/>
@@ -19440,7 +19497,7 @@
     </w:p>
     <w:p>
       <w:pPr>
-        <w:pStyle w:val="8"/>
+        <w:pStyle w:val="10"/>
         <w:numPr>
           <w:ilvl w:val="0"/>
           <w:numId w:val="0"/>
@@ -19470,7 +19527,7 @@
     </w:p>
     <w:p>
       <w:pPr>
-        <w:pStyle w:val="8"/>
+        <w:pStyle w:val="10"/>
         <w:numPr>
           <w:ilvl w:val="0"/>
           <w:numId w:val="0"/>
@@ -19536,7 +19593,7 @@
     </w:p>
     <w:p>
       <w:pPr>
-        <w:pStyle w:val="8"/>
+        <w:pStyle w:val="10"/>
         <w:numPr>
           <w:ilvl w:val="0"/>
           <w:numId w:val="0"/>
@@ -19566,7 +19623,7 @@
     </w:p>
     <w:p>
       <w:pPr>
-        <w:pStyle w:val="8"/>
+        <w:pStyle w:val="10"/>
         <w:numPr>
           <w:ilvl w:val="0"/>
           <w:numId w:val="0"/>
@@ -19596,7 +19653,7 @@
     </w:p>
     <w:p>
       <w:pPr>
-        <w:pStyle w:val="8"/>
+        <w:pStyle w:val="10"/>
         <w:numPr>
           <w:ilvl w:val="0"/>
           <w:numId w:val="0"/>
@@ -19662,7 +19719,7 @@
     </w:p>
     <w:p>
       <w:pPr>
-        <w:pStyle w:val="8"/>
+        <w:pStyle w:val="10"/>
         <w:numPr>
           <w:ilvl w:val="0"/>
           <w:numId w:val="0"/>
@@ -19692,7 +19749,7 @@
     </w:p>
     <w:p>
       <w:pPr>
-        <w:pStyle w:val="8"/>
+        <w:pStyle w:val="10"/>
         <w:numPr>
           <w:ilvl w:val="0"/>
           <w:numId w:val="0"/>
@@ -19758,7 +19815,7 @@
     </w:p>
     <w:p>
       <w:pPr>
-        <w:pStyle w:val="8"/>
+        <w:pStyle w:val="10"/>
         <w:numPr>
           <w:ilvl w:val="0"/>
           <w:numId w:val="0"/>
@@ -19788,7 +19845,7 @@
     </w:p>
     <w:p>
       <w:pPr>
-        <w:pStyle w:val="8"/>
+        <w:pStyle w:val="10"/>
         <w:keepNext w:val="0"/>
         <w:keepLines w:val="0"/>
         <w:pageBreakBefore w:val="0"/>
@@ -19832,7 +19889,7 @@
     </w:p>
     <w:p>
       <w:pPr>
-        <w:pStyle w:val="8"/>
+        <w:pStyle w:val="10"/>
         <w:numPr>
           <w:ilvl w:val="0"/>
           <w:numId w:val="0"/>
@@ -20655,7 +20712,29 @@
       <w:b/>
     </w:rPr>
   </w:style>
-  <w:style w:type="paragraph" w:styleId="8">
+  <w:style w:type="character" w:styleId="8">
+    <w:name w:val="FollowedHyperlink"/>
+    <w:basedOn w:val="6"/>
+    <w:semiHidden/>
+    <w:unhideWhenUsed/>
+    <w:uiPriority w:val="99"/>
+    <w:rPr>
+      <w:color w:val="800080"/>
+      <w:u w:val="single"/>
+    </w:rPr>
+  </w:style>
+  <w:style w:type="character" w:styleId="9">
+    <w:name w:val="Hyperlink"/>
+    <w:basedOn w:val="6"/>
+    <w:semiHidden/>
+    <w:unhideWhenUsed/>
+    <w:uiPriority w:val="99"/>
+    <w:rPr>
+      <w:color w:val="0000FF"/>
+      <w:u w:val="single"/>
+    </w:rPr>
+  </w:style>
+  <w:style w:type="paragraph" w:styleId="10">
     <w:name w:val="List Paragraph"/>
     <w:basedOn w:val="1"/>
     <w:qFormat/>

--- a/lib_files/智能机器人系统  课程报告2.docx
+++ b/lib_files/智能机器人系统  课程报告2.docx
@@ -375,8 +375,6 @@
         </w:rPr>
         <w:t xml:space="preserve">               </w:t>
       </w:r>
-      <w:bookmarkStart w:id="5" w:name="_GoBack"/>
-      <w:bookmarkEnd w:id="5"/>
     </w:p>
     <w:p>
       <w:pPr>
@@ -385,32 +383,36 @@
         <w:ind w:firstLine="1320" w:firstLineChars="300"/>
         <w:jc w:val="left"/>
         <w:rPr>
+          <w:rFonts w:hint="default" w:ascii="宋体" w:hAnsi="宋体" w:eastAsia="宋体"/>
+          <w:spacing w:val="40"/>
+          <w:sz w:val="36"/>
+          <w:szCs w:val="36"/>
+          <w:u w:val="single"/>
+          <w:lang w:val="en-US" w:eastAsia="zh-CN"/>
+        </w:rPr>
+      </w:pPr>
+      <w:r>
+        <w:rPr>
           <w:rFonts w:hint="eastAsia" w:ascii="宋体" w:hAnsi="宋体" w:eastAsia="宋体"/>
           <w:spacing w:val="40"/>
           <w:sz w:val="36"/>
           <w:szCs w:val="36"/>
-          <w:u w:val="single"/>
-        </w:rPr>
-      </w:pPr>
-      <w:r>
-        <w:rPr>
-          <w:rFonts w:hint="eastAsia" w:ascii="宋体" w:hAnsi="宋体" w:eastAsia="宋体"/>
-          <w:spacing w:val="40"/>
-          <w:sz w:val="36"/>
-          <w:szCs w:val="36"/>
         </w:rPr>
         <w:t xml:space="preserve">提交日期 </w:t>
       </w:r>
       <w:r>
         <w:rPr>
-          <w:rFonts w:ascii="宋体" w:hAnsi="宋体" w:eastAsia="宋体"/>
+          <w:rFonts w:hint="eastAsia" w:ascii="宋体" w:hAnsi="宋体"/>
           <w:spacing w:val="40"/>
           <w:sz w:val="36"/>
           <w:szCs w:val="36"/>
           <w:u w:val="single"/>
-        </w:rPr>
-        <w:t xml:space="preserve">               </w:t>
-      </w:r>
+          <w:lang w:val="en-US" w:eastAsia="zh-CN"/>
+        </w:rPr>
+        <w:t>2025.12.30</w:t>
+      </w:r>
+      <w:bookmarkStart w:id="5" w:name="_GoBack"/>
+      <w:bookmarkEnd w:id="5"/>
     </w:p>
     <w:p>
       <w:pPr>
